--- a/高网作业/24001011012-陈卓然.docx
+++ b/高网作业/24001011012-陈卓然.docx
@@ -454,7 +454,7 @@
       <w:r>
         <w:drawing>
           <wp:inline distT="0" distB="0" distL="0" distR="0">
-            <wp:extent cx="5257800" cy="274320"/>
+            <wp:extent cx="5257800" cy="320397"/>
             <wp:effectExtent l="0" t="0" r="0" b="0"/>
             <wp:docPr id="5" name="picture"/>
             <a:graphic>
@@ -473,7 +473,7 @@
                   <pic:spPr>
                     <a:xfrm>
                       <a:off x="0" y="0"/>
-                      <a:ext cx="5257800" cy="274320"/>
+                      <a:ext cx="5257800" cy="320397"/>
                     </a:xfrm>
                     <a:prstGeom prst="rect">
                       <a:avLst/>
@@ -601,7 +601,7 @@
       <w:r>
         <w:drawing>
           <wp:inline distT="0" distB="0" distL="0" distR="0">
-            <wp:extent cx="4476750" cy="443641"/>
+            <wp:extent cx="4476750" cy="454669"/>
             <wp:effectExtent l="0" t="0" r="0" b="0"/>
             <wp:docPr id="11" name="picture"/>
             <a:graphic>
@@ -620,7 +620,7 @@
                   <pic:spPr>
                     <a:xfrm>
                       <a:off x="0" y="0"/>
-                      <a:ext cx="4476750" cy="443641"/>
+                      <a:ext cx="4476750" cy="454669"/>
                     </a:xfrm>
                     <a:prstGeom prst="rect">
                       <a:avLst/>
@@ -748,7 +748,7 @@
       <w:r>
         <w:drawing>
           <wp:inline distT="0" distB="0" distL="0" distR="0">
-            <wp:extent cx="4476750" cy="4658239"/>
+            <wp:extent cx="4476750" cy="5158754"/>
             <wp:effectExtent l="0" t="0" r="0" b="0"/>
             <wp:docPr id="17" name="picture"/>
             <a:graphic>
@@ -767,7 +767,7 @@
                   <pic:spPr>
                     <a:xfrm>
                       <a:off x="0" y="0"/>
-                      <a:ext cx="4476750" cy="4658239"/>
+                      <a:ext cx="4476750" cy="5158754"/>
                     </a:xfrm>
                     <a:prstGeom prst="rect">
                       <a:avLst/>
@@ -1828,7 +1828,7 @@
       <w:r>
         <w:drawing>
           <wp:inline distT="0" distB="0" distL="0" distR="0">
-            <wp:extent cx="4000500" cy="2250281"/>
+            <wp:extent cx="4000500" cy="8997999"/>
             <wp:effectExtent l="0" t="0" r="0" b="0"/>
             <wp:docPr id="20" name="picture"/>
             <a:graphic>
@@ -1847,7 +1847,7 @@
                   <pic:spPr>
                     <a:xfrm>
                       <a:off x="0" y="0"/>
-                      <a:ext cx="4000500" cy="2250281"/>
+                      <a:ext cx="4000500" cy="8997999"/>
                     </a:xfrm>
                     <a:prstGeom prst="rect">
                       <a:avLst/>
@@ -1873,7 +1873,7 @@
       <w:r>
         <w:drawing>
           <wp:inline distT="0" distB="0" distL="0" distR="0">
-            <wp:extent cx="2857500" cy="11951804"/>
+            <wp:extent cx="2857500" cy="11147734"/>
             <wp:effectExtent l="0" t="0" r="0" b="0"/>
             <wp:docPr id="23" name="picture"/>
             <a:graphic>
@@ -1892,7 +1892,7 @@
                   <pic:spPr>
                     <a:xfrm>
                       <a:off x="0" y="0"/>
-                      <a:ext cx="2857500" cy="11951804"/>
+                      <a:ext cx="2857500" cy="11147734"/>
                     </a:xfrm>
                     <a:prstGeom prst="rect">
                       <a:avLst/>
@@ -1909,7 +1909,7 @@
       <w:r>
         <w:drawing>
           <wp:inline distT="0" distB="0" distL="0" distR="0">
-            <wp:extent cx="1905000" cy="32982958"/>
+            <wp:extent cx="1905000" cy="19304000"/>
             <wp:effectExtent l="0" t="0" r="0" b="0"/>
             <wp:docPr id="26" name="picture"/>
             <a:graphic>
@@ -1928,7 +1928,7 @@
                   <pic:spPr>
                     <a:xfrm>
                       <a:off x="0" y="0"/>
-                      <a:ext cx="1905000" cy="32982958"/>
+                      <a:ext cx="1905000" cy="19304000"/>
                     </a:xfrm>
                     <a:prstGeom prst="rect">
                       <a:avLst/>
